--- a/Deliverables/Laporan_Uji_Lab_03_Mesh_Integrasi_GLD.docx
+++ b/Deliverables/Laporan_Uji_Lab_03_Mesh_Integrasi_GLD.docx
@@ -167,7 +167,7 @@
               <w:rPr>
                 <w:sz w:val="19"/>
               </w:rPr>
-              <w:t>1.0</w:t>
+              <w:t>1.1</w:t>
             </w:r>
           </w:p>
         </w:tc>
@@ -315,7 +315,7 @@
               <w:rPr>
                 <w:sz w:val="19"/>
               </w:rPr>
-              <w:t>Lab IoT, Instrumentation and Computations, Gedung Laboratorium Fisika Terpadu, ITB, Bandung</w:t>
+              <w:t>Lab IoT, Instrumentation and Computations, Gedung Laboratorium Fisika Terpadu, dan area kampus Institut Teknologi Bandung</w:t>
             </w:r>
           </w:p>
         </w:tc>
@@ -1495,7 +1495,7 @@
                 <w:i w:val="0"/>
                 <w:sz w:val="18"/>
               </w:rPr>
-              <w:t>GLD disemprot LPG pada konfigurasi Gateway + 3 CH; status server berubah menjadi alarm otomatis tanpa pull request, di bawah target ≤30 detik (dikonfirmasi tim Lab IoT ITB)</w:t>
+              <w:t>GLD disemprot LPG pada konfigurasi Gateway + 3 CH; status server berubah menjadi alarm otomatis tanpa permintaan data dari server; waktu respons tidak diukur dengan pencatat waktu (interval laporan radio sesuai desain 10 detik), pengukuran terhadap KPI ≤30 detik dilakukan pada Site Acceptance Test</w:t>
             </w:r>
           </w:p>
         </w:tc>
@@ -1827,7 +1827,7 @@
         <w:color w:val="5B5B5B"/>
         <w:sz w:val="16"/>
       </w:rPr>
-      <w:t>LGU/GLD/UJI-LAB/2026-003  ·  Rev. 1.0</w:t>
+      <w:t>LGU/GLD/UJI-LAB/2026-003  ·  Rev. 1.1</w:t>
     </w:r>
     <w:r>
       <w:rPr>
@@ -1918,7 +1918,7 @@
         <w:color w:val="5B5B5B"/>
         <w:sz w:val="16"/>
       </w:rPr>
-      <w:t>Laporan Uji Lab 03 — Mesh &amp; Integrasi  |  Draf untuk Pengesahan</w:t>
+      <w:t>Laporan Uji Lab 03 — Mesh &amp; Integrasi  |  Untuk Pengesahan</w:t>
     </w:r>
   </w:p>
 </w:hdr>

--- a/Deliverables/Laporan_Uji_Lab_03_Mesh_Integrasi_GLD.docx
+++ b/Deliverables/Laporan_Uji_Lab_03_Mesh_Integrasi_GLD.docx
@@ -204,7 +204,7 @@
               <w:rPr>
                 <w:sz w:val="19"/>
               </w:rPr>
-              <w:t>4 Oktober 2026</w:t>
+              <w:t>5 Oktober 2026</w:t>
             </w:r>
           </w:p>
         </w:tc>
